--- a/tema1/Петров_Тема1.docx
+++ b/tema1/Петров_Тема1.docx
@@ -17,7 +17,6 @@
           <w:color w:val="000000"/>
           <w:sz w:val="28"/>
           <w:szCs w:val="28"/>
-          <w:lang w:val="en-US"/>
         </w:rPr>
       </w:pPr>
       <w:r>
@@ -45,7 +44,6 @@
           <w:color w:val="000000"/>
           <w:sz w:val="28"/>
           <w:szCs w:val="28"/>
-          <w:lang w:val="en-US"/>
         </w:rPr>
       </w:pPr>
       <w:r>
@@ -63,9 +61,65 @@
           <w:color w:val="000000"/>
           <w:sz w:val="28"/>
           <w:szCs w:val="28"/>
+        </w:rPr>
+        <w:t xml:space="preserve"> </w:t>
+      </w:r>
+      <w:r>
+        <w:rPr>
+          <w:b/>
+          <w:color w:val="000000"/>
+          <w:sz w:val="28"/>
+          <w:szCs w:val="28"/>
           <w:lang w:val="en-US"/>
         </w:rPr>
-        <w:t xml:space="preserve"> Microsoft .Net Framework.</w:t>
+        <w:t>Microsoft</w:t>
+      </w:r>
+      <w:r>
+        <w:rPr>
+          <w:b/>
+          <w:color w:val="000000"/>
+          <w:sz w:val="28"/>
+          <w:szCs w:val="28"/>
+        </w:rPr>
+        <w:t xml:space="preserve"> .</w:t>
+      </w:r>
+      <w:r>
+        <w:rPr>
+          <w:b/>
+          <w:color w:val="000000"/>
+          <w:sz w:val="28"/>
+          <w:szCs w:val="28"/>
+          <w:lang w:val="en-US"/>
+        </w:rPr>
+        <w:t>Net</w:t>
+      </w:r>
+      <w:r>
+        <w:rPr>
+          <w:b/>
+          <w:color w:val="000000"/>
+          <w:sz w:val="28"/>
+          <w:szCs w:val="28"/>
+        </w:rPr>
+        <w:t xml:space="preserve"> </w:t>
+      </w:r>
+      <w:r>
+        <w:rPr>
+          <w:b/>
+          <w:color w:val="000000"/>
+          <w:sz w:val="28"/>
+          <w:szCs w:val="28"/>
+          <w:lang w:val="en-US"/>
+        </w:rPr>
+        <w:t>Framework</w:t>
+      </w:r>
+      <w:r>
+        <w:rPr>
+          <w:b/>
+          <w:color w:val="000000"/>
+          <w:sz w:val="28"/>
+          <w:szCs w:val="28"/>
+        </w:rPr>
+        <w:t>.</w:t>
       </w:r>
     </w:p>
     <w:p>
@@ -83,7 +137,6 @@
           <w:color w:val="000000"/>
           <w:sz w:val="28"/>
           <w:szCs w:val="28"/>
-          <w:lang w:val="en-US"/>
         </w:rPr>
       </w:pPr>
     </w:p>
@@ -175,7 +228,6 @@
           <w:color w:val="000000"/>
           <w:sz w:val="28"/>
           <w:szCs w:val="28"/>
-          <w:lang w:val="en-US"/>
         </w:rPr>
       </w:pPr>
       <w:r>
@@ -201,7 +253,6 @@
           <w:color w:val="000000"/>
           <w:sz w:val="28"/>
           <w:szCs w:val="28"/>
-          <w:lang w:val="en-US"/>
         </w:rPr>
       </w:pPr>
     </w:p>
@@ -379,6 +430,7 @@
           <w:color w:val="000000"/>
           <w:sz w:val="28"/>
           <w:szCs w:val="28"/>
+          <w:lang w:val="en-US"/>
         </w:rPr>
       </w:pPr>
       <w:r>
@@ -395,6 +447,7 @@
           <w:color w:val="000000"/>
           <w:sz w:val="28"/>
           <w:szCs w:val="28"/>
+          <w:lang w:val="en-US"/>
         </w:rPr>
         <w:t>{</w:t>
       </w:r>
@@ -409,6 +462,7 @@
           <w:color w:val="000000"/>
           <w:sz w:val="28"/>
           <w:szCs w:val="28"/>
+          <w:lang w:val="en-US"/>
         </w:rPr>
       </w:pPr>
       <w:r>
@@ -416,26 +470,9 @@
           <w:color w:val="000000"/>
           <w:sz w:val="28"/>
           <w:szCs w:val="28"/>
-        </w:rPr>
-        <w:t xml:space="preserve">        </w:t>
-      </w:r>
-      <w:proofErr w:type="spellStart"/>
-      <w:r>
-        <w:rPr>
-          <w:color w:val="000000"/>
-          <w:sz w:val="28"/>
-          <w:szCs w:val="28"/>
-        </w:rPr>
-        <w:t>int</w:t>
-      </w:r>
-      <w:proofErr w:type="spellEnd"/>
-      <w:r>
-        <w:rPr>
-          <w:color w:val="000000"/>
-          <w:sz w:val="28"/>
-          <w:szCs w:val="28"/>
-        </w:rPr>
-        <w:t xml:space="preserve"> n;</w:t>
+          <w:lang w:val="en-US"/>
+        </w:rPr>
+        <w:t xml:space="preserve">        int n;</w:t>
       </w:r>
     </w:p>
     <w:p>
@@ -455,6 +492,7 @@
           <w:color w:val="000000"/>
           <w:sz w:val="28"/>
           <w:szCs w:val="28"/>
+          <w:lang w:val="en-US"/>
         </w:rPr>
         <w:t xml:space="preserve">        </w:t>
       </w:r>
@@ -974,7 +1012,6 @@
         <w:rPr>
           <w:sz w:val="28"/>
           <w:szCs w:val="28"/>
-          <w:lang w:val="en-US"/>
         </w:rPr>
       </w:pPr>
       <w:r>
@@ -1068,16 +1105,7 @@
           <w:sz w:val="28"/>
           <w:szCs w:val="28"/>
         </w:rPr>
-        <w:t>целых чисел есть хотя бы одна пара совпадающих</w:t>
-      </w:r>
-      <w:r>
-        <w:rPr>
-          <w:bCs/>
-          <w:color w:val="000000"/>
-          <w:sz w:val="28"/>
-          <w:szCs w:val="28"/>
-        </w:rPr>
-        <w:t>.</w:t>
+        <w:t>целых чисел есть хотя бы одна пара совпадающих.</w:t>
       </w:r>
       <w:r>
         <w:rPr>
@@ -1325,6 +1353,7 @@
           <w:color w:val="000000"/>
           <w:sz w:val="28"/>
           <w:szCs w:val="28"/>
+          <w:lang w:val="en-US"/>
         </w:rPr>
       </w:pPr>
       <w:r>
@@ -1341,6 +1370,7 @@
           <w:color w:val="000000"/>
           <w:sz w:val="28"/>
           <w:szCs w:val="28"/>
+          <w:lang w:val="en-US"/>
         </w:rPr>
         <w:t>{</w:t>
       </w:r>
@@ -1355,6 +1385,7 @@
           <w:color w:val="000000"/>
           <w:sz w:val="28"/>
           <w:szCs w:val="28"/>
+          <w:lang w:val="en-US"/>
         </w:rPr>
       </w:pPr>
       <w:r>
@@ -1362,26 +1393,9 @@
           <w:color w:val="000000"/>
           <w:sz w:val="28"/>
           <w:szCs w:val="28"/>
-        </w:rPr>
-        <w:t xml:space="preserve">        </w:t>
-      </w:r>
-      <w:proofErr w:type="spellStart"/>
-      <w:r>
-        <w:rPr>
-          <w:color w:val="000000"/>
-          <w:sz w:val="28"/>
-          <w:szCs w:val="28"/>
-        </w:rPr>
-        <w:t>int</w:t>
-      </w:r>
-      <w:proofErr w:type="spellEnd"/>
-      <w:r>
-        <w:rPr>
-          <w:color w:val="000000"/>
-          <w:sz w:val="28"/>
-          <w:szCs w:val="28"/>
-        </w:rPr>
-        <w:t xml:space="preserve"> a, b, c;</w:t>
+          <w:lang w:val="en-US"/>
+        </w:rPr>
+        <w:t xml:space="preserve">        int a, b, c;</w:t>
       </w:r>
     </w:p>
     <w:p>
@@ -1401,6 +1415,7 @@
           <w:color w:val="000000"/>
           <w:sz w:val="28"/>
           <w:szCs w:val="28"/>
+          <w:lang w:val="en-US"/>
         </w:rPr>
         <w:t xml:space="preserve">        </w:t>
       </w:r>
@@ -1841,7 +1856,6 @@
           <w:color w:val="000000"/>
           <w:sz w:val="28"/>
           <w:szCs w:val="28"/>
-          <w:lang w:val="en-US"/>
         </w:rPr>
       </w:pPr>
       <w:r>
@@ -1863,7 +1877,6 @@
           <w:color w:val="000000"/>
           <w:sz w:val="28"/>
           <w:szCs w:val="28"/>
-          <w:lang w:val="en-US"/>
         </w:rPr>
       </w:pPr>
     </w:p>
@@ -4678,16 +4691,16 @@
       <mc:AlternateContent>
         <mc:Choice Requires="wps">
           <w:drawing>
-            <wp:anchor distT="0" distB="0" distL="114300" distR="114300" simplePos="0" relativeHeight="251680768" behindDoc="0" locked="0" layoutInCell="1" allowOverlap="1" wp14:anchorId="068EEA84" wp14:editId="2C581A5D">
+            <wp:anchor distT="0" distB="0" distL="114300" distR="114300" simplePos="0" relativeHeight="251680768" behindDoc="0" locked="0" layoutInCell="1" allowOverlap="1" wp14:anchorId="068EEA84" wp14:editId="2BC6C602">
               <wp:simplePos x="0" y="0"/>
               <wp:positionH relativeFrom="column">
-                <wp:posOffset>2157730</wp:posOffset>
+                <wp:posOffset>2230674</wp:posOffset>
               </wp:positionH>
               <wp:positionV relativeFrom="paragraph">
-                <wp:posOffset>-412115</wp:posOffset>
+                <wp:posOffset>-457835</wp:posOffset>
               </wp:positionV>
-              <wp:extent cx="2434590" cy="901700"/>
-              <wp:effectExtent l="0" t="0" r="0" b="0"/>
+              <wp:extent cx="2213800" cy="794696"/>
+              <wp:effectExtent l="0" t="0" r="8890" b="5715"/>
               <wp:wrapNone/>
               <wp:docPr id="26" name="Text Box 102"/>
               <wp:cNvGraphicFramePr>
@@ -4702,7 +4715,7 @@
                     <wps:spPr bwMode="auto">
                       <a:xfrm>
                         <a:off x="0" y="0"/>
-                        <a:ext cx="2434590" cy="901700"/>
+                        <a:ext cx="2213800" cy="794696"/>
                       </a:xfrm>
                       <a:prstGeom prst="rect">
                         <a:avLst/>
@@ -4735,64 +4748,140 @@
                       <w:txbxContent>
                         <w:p>
                           <w:pPr>
-                            <w:pStyle w:val="ListParagraph"/>
-                            <w:spacing w:after="0" w:line="240" w:lineRule="auto"/>
-                            <w:ind w:left="0"/>
-                            <w:jc w:val="center"/>
-                            <w:rPr>
-                              <w:rFonts w:ascii="Times New Roman" w:hAnsi="Times New Roman"/>
-                              <w:b/>
-                              <w:sz w:val="24"/>
-                              <w:szCs w:val="28"/>
-                            </w:rPr>
-                          </w:pPr>
-                        </w:p>
-                        <w:p>
-                          <w:pPr>
+                            <w:pStyle w:val="NormalWeb"/>
                             <w:shd w:val="clear" w:color="auto" w:fill="FFFFFF"/>
                             <w:tabs>
                               <w:tab w:val="left" w:pos="1134"/>
                             </w:tabs>
-                            <w:ind w:left="360"/>
+                            <w:spacing w:before="0" w:beforeAutospacing="0" w:after="0" w:afterAutospacing="0"/>
+                            <w:ind w:firstLine="677"/>
                             <w:jc w:val="center"/>
                             <w:rPr>
+                              <w:bCs/>
                               <w:color w:val="000000"/>
-                              <w:sz w:val="28"/>
-                              <w:szCs w:val="28"/>
+                              <w:sz w:val="22"/>
+                              <w:szCs w:val="22"/>
                             </w:rPr>
                           </w:pPr>
                           <w:r>
                             <w:rPr>
+                              <w:bCs/>
                               <w:color w:val="000000"/>
-                              <w:sz w:val="28"/>
-                              <w:szCs w:val="28"/>
+                              <w:sz w:val="22"/>
+                              <w:szCs w:val="22"/>
                             </w:rPr>
-                            <w:t>П</w:t>
+                            <w:t>1 Принципы объектно-ориентированного программирования и</w:t>
+                          </w:r>
+                        </w:p>
+                        <w:p>
+                          <w:pPr>
+                            <w:pStyle w:val="NormalWeb"/>
+                            <w:shd w:val="clear" w:color="auto" w:fill="FFFFFF"/>
+                            <w:tabs>
+                              <w:tab w:val="left" w:pos="1134"/>
+                            </w:tabs>
+                            <w:spacing w:before="0" w:beforeAutospacing="0" w:after="0" w:afterAutospacing="0"/>
+                            <w:ind w:firstLine="677"/>
+                            <w:jc w:val="center"/>
+                            <w:rPr>
+                              <w:bCs/>
+                              <w:color w:val="000000"/>
+                              <w:sz w:val="22"/>
+                              <w:szCs w:val="22"/>
+                            </w:rPr>
+                          </w:pPr>
+                          <w:r>
+                            <w:rPr>
+                              <w:bCs/>
+                              <w:color w:val="000000"/>
+                              <w:sz w:val="22"/>
+                              <w:szCs w:val="22"/>
+                            </w:rPr>
+                            <w:t xml:space="preserve">платформа </w:t>
                           </w:r>
                           <w:r>
                             <w:rPr>
+                              <w:bCs/>
                               <w:color w:val="000000"/>
-                              <w:sz w:val="28"/>
-                              <w:szCs w:val="28"/>
+                              <w:sz w:val="22"/>
+                              <w:szCs w:val="22"/>
+                              <w:lang w:val="en-US"/>
                             </w:rPr>
-                            <w:t>РИЛОЖЕНИЕ</w:t>
+                            <w:t>Microsoft</w:t>
                           </w:r>
                           <w:r>
                             <w:rPr>
+                              <w:bCs/>
                               <w:color w:val="000000"/>
-                              <w:sz w:val="28"/>
-                              <w:szCs w:val="28"/>
+                              <w:sz w:val="22"/>
+                              <w:szCs w:val="22"/>
                             </w:rPr>
-                            <w:t xml:space="preserve"> А</w:t>
+                            <w:t xml:space="preserve"> .</w:t>
                           </w:r>
+                          <w:r>
+                            <w:rPr>
+                              <w:bCs/>
+                              <w:color w:val="000000"/>
+                              <w:sz w:val="22"/>
+                              <w:szCs w:val="22"/>
+                              <w:lang w:val="en-US"/>
+                            </w:rPr>
+                            <w:t>Net</w:t>
+                          </w:r>
+                          <w:r>
+                            <w:rPr>
+                              <w:bCs/>
+                              <w:color w:val="000000"/>
+                              <w:sz w:val="22"/>
+                              <w:szCs w:val="22"/>
+                            </w:rPr>
+                            <w:t xml:space="preserve"> </w:t>
+                          </w:r>
+                          <w:r>
+                            <w:rPr>
+                              <w:bCs/>
+                              <w:color w:val="000000"/>
+                              <w:sz w:val="22"/>
+                              <w:szCs w:val="22"/>
+                              <w:lang w:val="en-US"/>
+                            </w:rPr>
+                            <w:t>Framework</w:t>
+                          </w:r>
+                          <w:r>
+                            <w:rPr>
+                              <w:bCs/>
+                              <w:color w:val="000000"/>
+                              <w:sz w:val="22"/>
+                              <w:szCs w:val="22"/>
+                            </w:rPr>
+                            <w:t>.</w:t>
+                          </w:r>
+                        </w:p>
+                        <w:p>
+                          <w:pPr>
+                            <w:pStyle w:val="NormalWeb"/>
+                            <w:shd w:val="clear" w:color="auto" w:fill="FFFFFF"/>
+                            <w:tabs>
+                              <w:tab w:val="left" w:pos="1134"/>
+                            </w:tabs>
+                            <w:spacing w:before="0" w:beforeAutospacing="0" w:after="0" w:afterAutospacing="0"/>
+                            <w:ind w:firstLine="677"/>
+                            <w:jc w:val="both"/>
+                            <w:rPr>
+                              <w:bCs/>
+                              <w:color w:val="000000"/>
+                              <w:sz w:val="22"/>
+                              <w:szCs w:val="22"/>
+                            </w:rPr>
+                          </w:pPr>
                         </w:p>
                         <w:p>
                           <w:pPr>
                             <w:rPr>
                               <w:rFonts w:ascii="GOST type B" w:hAnsi="GOST type B"/>
                               <w:i/>
-                              <w:sz w:val="26"/>
-                              <w:szCs w:val="28"/>
+                              <w:sz w:val="22"/>
+                              <w:szCs w:val="22"/>
                             </w:rPr>
                           </w:pPr>
                         </w:p>
@@ -4815,70 +4904,150 @@
         </mc:Choice>
         <mc:Fallback>
           <w:pict>
-            <v:shape w14:anchorId="068EEA84" id="Text Box 102" o:spid="_x0000_s1037" type="#_x0000_t202" style="position:absolute;margin-left:169.9pt;margin-top:-32.45pt;width:191.7pt;height:71pt;z-index:251680768;visibility:visible;mso-wrap-style:square;mso-width-percent:0;mso-height-percent:0;mso-wrap-distance-left:9pt;mso-wrap-distance-top:0;mso-wrap-distance-right:9pt;mso-wrap-distance-bottom:0;mso-position-horizontal:absolute;mso-position-horizontal-relative:text;mso-position-vertical:absolute;mso-position-vertical-relative:text;mso-width-percent:0;mso-height-percent:0;mso-width-relative:page;mso-height-relative:page;v-text-anchor:top" o:gfxdata="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" filled="f" stroked="f">
+            <v:shapetype w14:anchorId="068EEA84" id="_x0000_t202" coordsize="21600,21600" o:spt="202" path="m,l,21600r21600,l21600,xe">
+              <v:stroke joinstyle="miter"/>
+              <v:path gradientshapeok="t" o:connecttype="rect"/>
+            </v:shapetype>
+            <v:shape id="Text Box 102" o:spid="_x0000_s1037" type="#_x0000_t202" style="position:absolute;margin-left:175.65pt;margin-top:-36.05pt;width:174.3pt;height:62.55pt;z-index:251680768;visibility:visible;mso-wrap-style:square;mso-width-percent:0;mso-height-percent:0;mso-wrap-distance-left:9pt;mso-wrap-distance-top:0;mso-wrap-distance-right:9pt;mso-wrap-distance-bottom:0;mso-position-horizontal:absolute;mso-position-horizontal-relative:text;mso-position-vertical:absolute;mso-position-vertical-relative:text;mso-width-percent:0;mso-height-percent:0;mso-width-relative:page;mso-height-relative:page;v-text-anchor:top" o:gfxdata="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" filled="f" stroked="f">
               <v:path arrowok="t"/>
               <v:textbox inset="0,0,0,0">
                 <w:txbxContent>
                   <w:p>
                     <w:pPr>
-                      <w:pStyle w:val="ListParagraph"/>
-                      <w:spacing w:after="0" w:line="240" w:lineRule="auto"/>
-                      <w:ind w:left="0"/>
-                      <w:jc w:val="center"/>
-                      <w:rPr>
-                        <w:rFonts w:ascii="Times New Roman" w:hAnsi="Times New Roman"/>
-                        <w:b/>
-                        <w:sz w:val="24"/>
-                        <w:szCs w:val="28"/>
-                      </w:rPr>
-                    </w:pPr>
-                  </w:p>
-                  <w:p>
-                    <w:pPr>
+                      <w:pStyle w:val="NormalWeb"/>
                       <w:shd w:val="clear" w:color="auto" w:fill="FFFFFF"/>
                       <w:tabs>
                         <w:tab w:val="left" w:pos="1134"/>
                       </w:tabs>
-                      <w:ind w:left="360"/>
+                      <w:spacing w:before="0" w:beforeAutospacing="0" w:after="0" w:afterAutospacing="0"/>
+                      <w:ind w:firstLine="677"/>
                       <w:jc w:val="center"/>
                       <w:rPr>
+                        <w:bCs/>
                         <w:color w:val="000000"/>
-                        <w:sz w:val="28"/>
-                        <w:szCs w:val="28"/>
+                        <w:sz w:val="22"/>
+                        <w:szCs w:val="22"/>
                       </w:rPr>
                     </w:pPr>
                     <w:r>
                       <w:rPr>
+                        <w:bCs/>
                         <w:color w:val="000000"/>
-                        <w:sz w:val="28"/>
-                        <w:szCs w:val="28"/>
+                        <w:sz w:val="22"/>
+                        <w:szCs w:val="22"/>
                       </w:rPr>
-                      <w:t>П</w:t>
+                      <w:t>1 Принципы объектно-ориентированного программирования и</w:t>
+                    </w:r>
+                  </w:p>
+                  <w:p>
+                    <w:pPr>
+                      <w:pStyle w:val="NormalWeb"/>
+                      <w:shd w:val="clear" w:color="auto" w:fill="FFFFFF"/>
+                      <w:tabs>
+                        <w:tab w:val="left" w:pos="1134"/>
+                      </w:tabs>
+                      <w:spacing w:before="0" w:beforeAutospacing="0" w:after="0" w:afterAutospacing="0"/>
+                      <w:ind w:firstLine="677"/>
+                      <w:jc w:val="center"/>
+                      <w:rPr>
+                        <w:bCs/>
+                        <w:color w:val="000000"/>
+                        <w:sz w:val="22"/>
+                        <w:szCs w:val="22"/>
+                      </w:rPr>
+                    </w:pPr>
+                    <w:r>
+                      <w:rPr>
+                        <w:bCs/>
+                        <w:color w:val="000000"/>
+                        <w:sz w:val="22"/>
+                        <w:szCs w:val="22"/>
+                      </w:rPr>
+                      <w:t xml:space="preserve">платформа </w:t>
                     </w:r>
                     <w:r>
                       <w:rPr>
+                        <w:bCs/>
                         <w:color w:val="000000"/>
-                        <w:sz w:val="28"/>
-                        <w:szCs w:val="28"/>
+                        <w:sz w:val="22"/>
+                        <w:szCs w:val="22"/>
+                        <w:lang w:val="en-US"/>
                       </w:rPr>
-                      <w:t>РИЛОЖЕНИЕ</w:t>
+                      <w:t>Microsoft</w:t>
                     </w:r>
                     <w:r>
                       <w:rPr>
+                        <w:bCs/>
                         <w:color w:val="000000"/>
-                        <w:sz w:val="28"/>
-                        <w:szCs w:val="28"/>
+                        <w:sz w:val="22"/>
+                        <w:szCs w:val="22"/>
                       </w:rPr>
-                      <w:t xml:space="preserve"> А</w:t>
+                      <w:t xml:space="preserve"> .</w:t>
                     </w:r>
+                    <w:r>
+                      <w:rPr>
+                        <w:bCs/>
+                        <w:color w:val="000000"/>
+                        <w:sz w:val="22"/>
+                        <w:szCs w:val="22"/>
+                        <w:lang w:val="en-US"/>
+                      </w:rPr>
+                      <w:t>Net</w:t>
+                    </w:r>
+                    <w:r>
+                      <w:rPr>
+                        <w:bCs/>
+                        <w:color w:val="000000"/>
+                        <w:sz w:val="22"/>
+                        <w:szCs w:val="22"/>
+                      </w:rPr>
+                      <w:t xml:space="preserve"> </w:t>
+                    </w:r>
+                    <w:r>
+                      <w:rPr>
+                        <w:bCs/>
+                        <w:color w:val="000000"/>
+                        <w:sz w:val="22"/>
+                        <w:szCs w:val="22"/>
+                        <w:lang w:val="en-US"/>
+                      </w:rPr>
+                      <w:t>Framework</w:t>
+                    </w:r>
+                    <w:r>
+                      <w:rPr>
+                        <w:bCs/>
+                        <w:color w:val="000000"/>
+                        <w:sz w:val="22"/>
+                        <w:szCs w:val="22"/>
+                      </w:rPr>
+                      <w:t>.</w:t>
+                    </w:r>
+                  </w:p>
+                  <w:p>
+                    <w:pPr>
+                      <w:pStyle w:val="NormalWeb"/>
+                      <w:shd w:val="clear" w:color="auto" w:fill="FFFFFF"/>
+                      <w:tabs>
+                        <w:tab w:val="left" w:pos="1134"/>
+                      </w:tabs>
+                      <w:spacing w:before="0" w:beforeAutospacing="0" w:after="0" w:afterAutospacing="0"/>
+                      <w:ind w:firstLine="677"/>
+                      <w:jc w:val="both"/>
+                      <w:rPr>
+                        <w:bCs/>
+                        <w:color w:val="000000"/>
+                        <w:sz w:val="22"/>
+                        <w:szCs w:val="22"/>
+                      </w:rPr>
+                    </w:pPr>
                   </w:p>
                   <w:p>
                     <w:pPr>
                       <w:rPr>
                         <w:rFonts w:ascii="GOST type B" w:hAnsi="GOST type B"/>
                         <w:i/>
-                        <w:sz w:val="26"/>
-                        <w:szCs w:val="28"/>
+                        <w:sz w:val="22"/>
+                        <w:szCs w:val="22"/>
                       </w:rPr>
                     </w:pPr>
                   </w:p>
